--- a/resources/teacher/Timber-Pen-50-Period-Teaching-Program-v2.1-Network-Benchmark.docx
+++ b/resources/teacher/Timber-Pen-50-Period-Teaching-Program-v2.1-Network-Benchmark.docx
@@ -1,6 +1,6 @@
 
 <file path=word/document.xml><?xml version="1.0" encoding="utf-8"?>
-<w:document xmlns:wpc="http://schemas.microsoft.com/office/word/2010/wordprocessingCanvas" xmlns:cx="http://schemas.microsoft.com/office/drawing/2014/chartex" xmlns:cx1="http://schemas.microsoft.com/office/drawing/2015/9/8/chartex" xmlns:cx2="http://schemas.microsoft.com/office/drawing/2015/10/21/chartex" xmlns:cx3="http://schemas.microsoft.com/office/drawing/2016/5/9/chartex" xmlns:cx4="http://schemas.microsoft.com/office/drawing/2016/5/10/chartex" xmlns:cx5="http://schemas.microsoft.com/office/drawing/2016/5/11/chartex" xmlns:cx6="http://schemas.microsoft.com/office/drawing/2016/5/12/chartex" xmlns:cx7="http://schemas.microsoft.com/office/drawing/2016/5/13/chartex" xmlns:cx8="http://schemas.microsoft.com/office/drawing/2016/5/14/chartex" xmlns:mc="http://schemas.openxmlformats.org/markup-compatibility/2006" xmlns:aink="http://schemas.microsoft.com/office/drawing/2016/ink" xmlns:am3d="http://schemas.microsoft.com/office/drawing/2017/model3d" xmlns:o="urn:schemas-microsoft-com:office:office" xmlns:oel="http://schemas.microsoft.com/office/2019/extlst" xmlns:r="http://schemas.openxmlformats.org/officeDocument/2006/relationships" xmlns:m="http://schemas.openxmlformats.org/officeDocument/2006/math" xmlns:v="urn:schemas-microsoft-com:vml" xmlns:wp14="http://schemas.microsoft.com/office/word/2010/wordprocessingDrawing" xmlns:wp="http://schemas.openxmlformats.org/drawingml/2006/wordprocessingDrawing" xmlns:w10="urn:schemas-microsoft-com:office:word" xmlns:w="http://schemas.openxmlformats.org/wordprocessingml/2006/main" xmlns:w14="http://schemas.microsoft.com/office/word/2010/wordml" xmlns:w15="http://schemas.microsoft.com/office/word/2012/wordml" xmlns:w16cei="http://schemas.microsoft.com/office/word/2026/wordml/cei" xmlns:w16cex="http://schemas.microsoft.com/office/word/2018/wordml/cex" xmlns:w16cid="http://schemas.microsoft.com/office/word/2016/wordml/cid" xmlns:w16="http://schemas.microsoft.com/office/word/2018/wordml" xmlns:w16du="http://schemas.microsoft.com/office/word/2023/wordml/word16du" xmlns:w16sdtdh="http://schemas.microsoft.com/office/word/2020/wordml/sdtdatahash" xmlns:w16sdtfl="http://schemas.microsoft.com/office/word/2024/wordml/sdtformatlock" xmlns:w16se="http://schemas.microsoft.com/office/word/2015/wordml/symex" xmlns:wpg="http://schemas.microsoft.com/office/word/2010/wordprocessingGroup" xmlns:wpi="http://schemas.microsoft.com/office/word/2010/wordprocessingInk" xmlns:wne="http://schemas.microsoft.com/office/word/2006/wordml" xmlns:wps="http://schemas.microsoft.com/office/word/2010/wordprocessingShape" mc:Ignorable="w14 w15 w16se w16cid w16 w16cex w16sdtdh w16sdtfl w16du wp14">
+<w:document xmlns:wp14="http://schemas.microsoft.com/office/word/2010/wordprocessingDrawing" xmlns:w16du="http://schemas.microsoft.com/office/word/2023/wordml/word16du" xmlns:w16sdtfl="http://schemas.microsoft.com/office/word/2024/wordml/sdtformatlock" xmlns:w16sdtdh="http://schemas.microsoft.com/office/word/2020/wordml/sdtdatahash" xmlns:w16cex="http://schemas.microsoft.com/office/word/2018/wordml/cex" xmlns:w16="http://schemas.microsoft.com/office/word/2018/wordml" xmlns:w16cid="http://schemas.microsoft.com/office/word/2016/wordml/cid" xmlns:w16se="http://schemas.microsoft.com/office/word/2015/wordml/symex" xmlns:w15="http://schemas.microsoft.com/office/word/2012/wordml" xmlns:w14="http://schemas.microsoft.com/office/word/2010/wordml" xmlns:w="http://schemas.openxmlformats.org/wordprocessingml/2006/main" xmlns:mc="http://schemas.openxmlformats.org/markup-compatibility/2006" xmlns:r="http://schemas.openxmlformats.org/officeDocument/2006/relationships" mc:Ignorable="w14 w15 w16se w16cid w16 w16cex w16sdtdh w16sdtfl w16du wp14">
   <w:body>
     <w:p>
       <w:pPr>
@@ -2402,7 +2402,7 @@
                 <w:color w:val="FFFFFF"/>
                 <w:sz w:val="19"/>
               </w:rPr>
-              <w:t>Syllabus alignment</w:t>
+              <w:t>Syllabus content</w:t>
             </w:r>
           </w:p>
         </w:tc>
@@ -2430,7 +2430,7 @@
                 <w:color w:val="FFFFFF"/>
                 <w:sz w:val="19"/>
               </w:rPr>
-              <w:t>What the teacher checks</w:t>
+              <w:t>Evidence / outcomes</w:t>
             </w:r>
           </w:p>
         </w:tc>
@@ -2633,7 +2633,7 @@
                 <w:rFonts w:ascii="Aptos" w:hAnsi="Aptos"/>
                 <w:b/>
                 <w:color w:val="174829"/>
-                <w:sz w:val="18"/>
+                <w:sz w:val="19"/>
               </w:rPr>
               <w:t xml:space="preserve"> · INT5-DES-01, INT5-EVL-01, INT5-ENV-01</w:t>
             </w:r>
@@ -2866,7 +2866,7 @@
                 <w:rFonts w:ascii="Aptos" w:hAnsi="Aptos"/>
                 <w:b/>
                 <w:color w:val="174829"/>
-                <w:sz w:val="18"/>
+                <w:sz w:val="19"/>
               </w:rPr>
               <w:t xml:space="preserve"> · INT5-DES-01, INT5-INP-01, INT5-PRO-01</w:t>
             </w:r>
@@ -3105,7 +3105,7 @@
                 <w:rFonts w:ascii="Aptos" w:hAnsi="Aptos"/>
                 <w:b/>
                 <w:color w:val="174829"/>
-                <w:sz w:val="18"/>
+                <w:sz w:val="19"/>
               </w:rPr>
               <w:t xml:space="preserve"> · INT5-SAF-01</w:t>
             </w:r>
@@ -3126,7 +3126,7 @@
                 <w:rFonts w:ascii="Aptos" w:hAnsi="Aptos"/>
                 <w:b/>
                 <w:color w:val="174829"/>
-                <w:sz w:val="18"/>
+                <w:sz w:val="19"/>
               </w:rPr>
               <w:t xml:space="preserve"> · INT5-PRO-01, INT5-INP-01, INT5-USE-01</w:t>
             </w:r>
@@ -3147,7 +3147,7 @@
                 <w:rFonts w:ascii="Aptos" w:hAnsi="Aptos"/>
                 <w:b/>
                 <w:color w:val="174829"/>
-                <w:sz w:val="18"/>
+                <w:sz w:val="19"/>
               </w:rPr>
               <w:t xml:space="preserve"> · INT5-PRO-01, INT5-INP-01, INT5-USE-01</w:t>
             </w:r>
@@ -3168,7 +3168,7 @@
                 <w:rFonts w:ascii="Aptos" w:hAnsi="Aptos"/>
                 <w:b/>
                 <w:color w:val="174829"/>
-                <w:sz w:val="18"/>
+                <w:sz w:val="19"/>
               </w:rPr>
               <w:t xml:space="preserve"> · INT5-PRO-01, INT5-INP-01, INT5-USE-01</w:t>
             </w:r>
@@ -3189,7 +3189,7 @@
                 <w:rFonts w:ascii="Aptos" w:hAnsi="Aptos"/>
                 <w:b/>
                 <w:color w:val="174829"/>
-                <w:sz w:val="18"/>
+                <w:sz w:val="19"/>
               </w:rPr>
               <w:t xml:space="preserve"> · INT5-PRO-01, INT5-INP-01, INT5-USE-01</w:t>
             </w:r>
@@ -3369,7 +3369,7 @@
                 <w:rFonts w:ascii="Aptos" w:hAnsi="Aptos"/>
                 <w:b/>
                 <w:color w:val="174829"/>
-                <w:sz w:val="18"/>
+                <w:sz w:val="19"/>
               </w:rPr>
               <w:t xml:space="preserve"> · INT5-SAF-01</w:t>
             </w:r>
@@ -3549,7 +3549,7 @@
                 <w:rFonts w:ascii="Aptos" w:hAnsi="Aptos"/>
                 <w:b/>
                 <w:color w:val="174829"/>
-                <w:sz w:val="18"/>
+                <w:sz w:val="19"/>
               </w:rPr>
               <w:t xml:space="preserve"> · INT5-PRO-01, INT5-INP-01, INT5-USE-01</w:t>
             </w:r>
@@ -3782,7 +3782,7 @@
                 <w:rFonts w:ascii="Aptos" w:hAnsi="Aptos"/>
                 <w:b/>
                 <w:color w:val="174829"/>
-                <w:sz w:val="18"/>
+                <w:sz w:val="19"/>
               </w:rPr>
               <w:t xml:space="preserve"> · INT5-PRO-01, INT5-INP-01, INT5-USE-01</w:t>
             </w:r>
@@ -4015,7 +4015,7 @@
                 <w:rFonts w:ascii="Aptos" w:hAnsi="Aptos"/>
                 <w:b/>
                 <w:color w:val="174829"/>
-                <w:sz w:val="18"/>
+                <w:sz w:val="19"/>
               </w:rPr>
               <w:t xml:space="preserve"> · INT5-PRO-01, INT5-INP-01, INT5-USE-01</w:t>
             </w:r>
@@ -4254,7 +4254,7 @@
                 <w:rFonts w:ascii="Aptos" w:hAnsi="Aptos"/>
                 <w:b/>
                 <w:color w:val="174829"/>
-                <w:sz w:val="18"/>
+                <w:sz w:val="19"/>
               </w:rPr>
               <w:t xml:space="preserve"> · INT5-PRO-01, INT5-INP-01, INT5-USE-01</w:t>
             </w:r>
@@ -4434,7 +4434,7 @@
                 <w:rFonts w:ascii="Aptos" w:hAnsi="Aptos"/>
                 <w:b/>
                 <w:color w:val="174829"/>
-                <w:sz w:val="18"/>
+                <w:sz w:val="19"/>
               </w:rPr>
               <w:t xml:space="preserve"> · INT5-SAF-01</w:t>
             </w:r>
@@ -4614,7 +4614,7 @@
                 <w:rFonts w:ascii="Aptos" w:hAnsi="Aptos"/>
                 <w:b/>
                 <w:color w:val="174829"/>
-                <w:sz w:val="18"/>
+                <w:sz w:val="19"/>
               </w:rPr>
               <w:t xml:space="preserve"> · INT5-PRO-01, INT5-INP-01, INT5-USE-01</w:t>
             </w:r>
@@ -4876,7 +4876,7 @@
                 <w:color w:val="FFFFFF"/>
                 <w:sz w:val="19"/>
               </w:rPr>
-              <w:t>Syllabus alignment</w:t>
+              <w:t>Syllabus content</w:t>
             </w:r>
           </w:p>
         </w:tc>
@@ -4904,7 +4904,7 @@
                 <w:color w:val="FFFFFF"/>
                 <w:sz w:val="19"/>
               </w:rPr>
-              <w:t>What the teacher checks</w:t>
+              <w:t>Evidence / outcomes</w:t>
             </w:r>
           </w:p>
         </w:tc>
@@ -5107,7 +5107,7 @@
                 <w:rFonts w:ascii="Aptos" w:hAnsi="Aptos"/>
                 <w:b/>
                 <w:color w:val="174829"/>
-                <w:sz w:val="18"/>
+                <w:sz w:val="19"/>
               </w:rPr>
               <w:t xml:space="preserve"> · INT5-PRO-01, INT5-INP-01, INT5-USE-01</w:t>
             </w:r>
@@ -5340,7 +5340,7 @@
                 <w:rFonts w:ascii="Aptos" w:hAnsi="Aptos"/>
                 <w:b/>
                 <w:color w:val="174829"/>
-                <w:sz w:val="18"/>
+                <w:sz w:val="19"/>
               </w:rPr>
               <w:t xml:space="preserve"> · INT5-PRO-01, INT5-INP-01, INT5-USE-01</w:t>
             </w:r>
@@ -5579,7 +5579,7 @@
                 <w:rFonts w:ascii="Aptos" w:hAnsi="Aptos"/>
                 <w:b/>
                 <w:color w:val="174829"/>
-                <w:sz w:val="18"/>
+                <w:sz w:val="19"/>
               </w:rPr>
               <w:t xml:space="preserve"> · INT5-PRO-01, INT5-INP-01, INT5-USE-01</w:t>
             </w:r>
@@ -5759,7 +5759,7 @@
                 <w:rFonts w:ascii="Aptos" w:hAnsi="Aptos"/>
                 <w:b/>
                 <w:color w:val="174829"/>
-                <w:sz w:val="18"/>
+                <w:sz w:val="19"/>
               </w:rPr>
               <w:t xml:space="preserve"> · INT5-SAF-01</w:t>
             </w:r>
@@ -5939,7 +5939,7 @@
                 <w:rFonts w:ascii="Aptos" w:hAnsi="Aptos"/>
                 <w:b/>
                 <w:color w:val="174829"/>
-                <w:sz w:val="18"/>
+                <w:sz w:val="19"/>
               </w:rPr>
               <w:t xml:space="preserve"> · INT5-PRO-01, INT5-INP-01, INT5-USE-01</w:t>
             </w:r>
@@ -6172,7 +6172,7 @@
                 <w:rFonts w:ascii="Aptos" w:hAnsi="Aptos"/>
                 <w:b/>
                 <w:color w:val="174829"/>
-                <w:sz w:val="18"/>
+                <w:sz w:val="19"/>
               </w:rPr>
               <w:t xml:space="preserve"> · INT5-PRO-01, INT5-INP-01, INT5-USE-01</w:t>
             </w:r>
@@ -6405,7 +6405,7 @@
                 <w:rFonts w:ascii="Aptos" w:hAnsi="Aptos"/>
                 <w:b/>
                 <w:color w:val="174829"/>
-                <w:sz w:val="18"/>
+                <w:sz w:val="19"/>
               </w:rPr>
               <w:t xml:space="preserve"> · INT5-COM-01</w:t>
             </w:r>
@@ -6644,7 +6644,7 @@
                 <w:rFonts w:ascii="Aptos" w:hAnsi="Aptos"/>
                 <w:b/>
                 <w:color w:val="174829"/>
-                <w:sz w:val="18"/>
+                <w:sz w:val="19"/>
               </w:rPr>
               <w:t xml:space="preserve"> · INT5-PRO-01, INT5-INP-01, INT5-USE-01</w:t>
             </w:r>
@@ -6824,7 +6824,7 @@
                 <w:rFonts w:ascii="Aptos" w:hAnsi="Aptos"/>
                 <w:b/>
                 <w:color w:val="174829"/>
-                <w:sz w:val="18"/>
+                <w:sz w:val="19"/>
               </w:rPr>
               <w:t xml:space="preserve"> · INT5-SAF-01</w:t>
             </w:r>
@@ -7004,7 +7004,7 @@
                 <w:rFonts w:ascii="Aptos" w:hAnsi="Aptos"/>
                 <w:b/>
                 <w:color w:val="174829"/>
-                <w:sz w:val="18"/>
+                <w:sz w:val="19"/>
               </w:rPr>
               <w:t xml:space="preserve"> · INT5-PRO-01, INT5-INP-01, INT5-USE-01</w:t>
             </w:r>
@@ -7266,7 +7266,7 @@
                 <w:color w:val="FFFFFF"/>
                 <w:sz w:val="19"/>
               </w:rPr>
-              <w:t>Syllabus alignment</w:t>
+              <w:t>Syllabus content</w:t>
             </w:r>
           </w:p>
         </w:tc>
@@ -7294,7 +7294,7 @@
                 <w:color w:val="FFFFFF"/>
                 <w:sz w:val="19"/>
               </w:rPr>
-              <w:t>What the teacher checks</w:t>
+              <w:t>Evidence / outcomes</w:t>
             </w:r>
           </w:p>
         </w:tc>
@@ -7497,7 +7497,7 @@
                 <w:rFonts w:ascii="Aptos" w:hAnsi="Aptos"/>
                 <w:b/>
                 <w:color w:val="174829"/>
-                <w:sz w:val="18"/>
+                <w:sz w:val="19"/>
               </w:rPr>
               <w:t xml:space="preserve"> · INT5-COM-01</w:t>
             </w:r>
@@ -7730,7 +7730,7 @@
                 <w:rFonts w:ascii="Aptos" w:hAnsi="Aptos"/>
                 <w:b/>
                 <w:color w:val="174829"/>
-                <w:sz w:val="18"/>
+                <w:sz w:val="19"/>
               </w:rPr>
               <w:t xml:space="preserve"> · INT5-PRO-01, INT5-INP-01, INT5-USE-01</w:t>
             </w:r>
@@ -7969,7 +7969,7 @@
                 <w:rFonts w:ascii="Aptos" w:hAnsi="Aptos"/>
                 <w:b/>
                 <w:color w:val="174829"/>
-                <w:sz w:val="18"/>
+                <w:sz w:val="19"/>
               </w:rPr>
               <w:t xml:space="preserve"> · INT5-PRO-01, INT5-INP-01, INT5-USE-01</w:t>
             </w:r>
@@ -8149,7 +8149,7 @@
                 <w:rFonts w:ascii="Aptos" w:hAnsi="Aptos"/>
                 <w:b/>
                 <w:color w:val="174829"/>
-                <w:sz w:val="18"/>
+                <w:sz w:val="19"/>
               </w:rPr>
               <w:t xml:space="preserve"> · INT5-SAF-01</w:t>
             </w:r>
@@ -8329,7 +8329,7 @@
                 <w:rFonts w:ascii="Aptos" w:hAnsi="Aptos"/>
                 <w:b/>
                 <w:color w:val="174829"/>
-                <w:sz w:val="18"/>
+                <w:sz w:val="19"/>
               </w:rPr>
               <w:t xml:space="preserve"> · INT5-PRO-01, INT5-INP-01, INT5-USE-01</w:t>
             </w:r>
@@ -8562,7 +8562,7 @@
                 <w:rFonts w:ascii="Aptos" w:hAnsi="Aptos"/>
                 <w:b/>
                 <w:color w:val="174829"/>
-                <w:sz w:val="18"/>
+                <w:sz w:val="19"/>
               </w:rPr>
               <w:t xml:space="preserve"> · INT5-PRO-01, INT5-INP-01, INT5-USE-01</w:t>
             </w:r>
@@ -8795,7 +8795,7 @@
                 <w:rFonts w:ascii="Aptos" w:hAnsi="Aptos"/>
                 <w:b/>
                 <w:color w:val="174829"/>
-                <w:sz w:val="18"/>
+                <w:sz w:val="19"/>
               </w:rPr>
               <w:t xml:space="preserve"> · INT5-COM-01</w:t>
             </w:r>
@@ -9034,7 +9034,7 @@
                 <w:rFonts w:ascii="Aptos" w:hAnsi="Aptos"/>
                 <w:b/>
                 <w:color w:val="174829"/>
-                <w:sz w:val="18"/>
+                <w:sz w:val="19"/>
               </w:rPr>
               <w:t xml:space="preserve"> · INT5-PRO-01, INT5-INP-01, INT5-USE-01</w:t>
             </w:r>
@@ -9214,7 +9214,7 @@
                 <w:rFonts w:ascii="Aptos" w:hAnsi="Aptos"/>
                 <w:b/>
                 <w:color w:val="174829"/>
-                <w:sz w:val="18"/>
+                <w:sz w:val="19"/>
               </w:rPr>
               <w:t xml:space="preserve"> · INT5-SAF-01</w:t>
             </w:r>
@@ -9394,7 +9394,7 @@
                 <w:rFonts w:ascii="Aptos" w:hAnsi="Aptos"/>
                 <w:b/>
                 <w:color w:val="174829"/>
-                <w:sz w:val="18"/>
+                <w:sz w:val="19"/>
               </w:rPr>
               <w:t xml:space="preserve"> · INT5-PRO-01, INT5-INP-01, INT5-USE-01</w:t>
             </w:r>
@@ -9656,7 +9656,7 @@
                 <w:color w:val="FFFFFF"/>
                 <w:sz w:val="19"/>
               </w:rPr>
-              <w:t>Syllabus alignment</w:t>
+              <w:t>Syllabus content</w:t>
             </w:r>
           </w:p>
         </w:tc>
@@ -9684,7 +9684,7 @@
                 <w:color w:val="FFFFFF"/>
                 <w:sz w:val="19"/>
               </w:rPr>
-              <w:t>What the teacher checks</w:t>
+              <w:t>Evidence / outcomes</w:t>
             </w:r>
           </w:p>
         </w:tc>
@@ -9887,7 +9887,7 @@
                 <w:rFonts w:ascii="Aptos" w:hAnsi="Aptos"/>
                 <w:b/>
                 <w:color w:val="174829"/>
-                <w:sz w:val="18"/>
+                <w:sz w:val="19"/>
               </w:rPr>
               <w:t xml:space="preserve"> · INT5-PRO-01, INT5-INP-01, INT5-USE-01</w:t>
             </w:r>
@@ -10120,7 +10120,7 @@
                 <w:rFonts w:ascii="Aptos" w:hAnsi="Aptos"/>
                 <w:b/>
                 <w:color w:val="174829"/>
-                <w:sz w:val="18"/>
+                <w:sz w:val="19"/>
               </w:rPr>
               <w:t xml:space="preserve"> · INT5-COM-01</w:t>
             </w:r>
@@ -10359,7 +10359,7 @@
                 <w:rFonts w:ascii="Aptos" w:hAnsi="Aptos"/>
                 <w:b/>
                 <w:color w:val="174829"/>
-                <w:sz w:val="18"/>
+                <w:sz w:val="19"/>
               </w:rPr>
               <w:t xml:space="preserve"> · INT5-PRO-01, INT5-INP-01, INT5-USE-01</w:t>
             </w:r>
@@ -10539,7 +10539,7 @@
                 <w:rFonts w:ascii="Aptos" w:hAnsi="Aptos"/>
                 <w:b/>
                 <w:color w:val="174829"/>
-                <w:sz w:val="18"/>
+                <w:sz w:val="19"/>
               </w:rPr>
               <w:t xml:space="preserve"> · INT5-SAF-01</w:t>
             </w:r>
@@ -10719,7 +10719,7 @@
                 <w:rFonts w:ascii="Aptos" w:hAnsi="Aptos"/>
                 <w:b/>
                 <w:color w:val="174829"/>
-                <w:sz w:val="18"/>
+                <w:sz w:val="19"/>
               </w:rPr>
               <w:t xml:space="preserve"> · INT5-PRO-01, INT5-INP-01, INT5-USE-01</w:t>
             </w:r>
@@ -10952,7 +10952,7 @@
                 <w:rFonts w:ascii="Aptos" w:hAnsi="Aptos"/>
                 <w:b/>
                 <w:color w:val="174829"/>
-                <w:sz w:val="18"/>
+                <w:sz w:val="19"/>
               </w:rPr>
               <w:t xml:space="preserve"> · INT5-DES-01, INT5-EVL-01, INT5-ENV-01</w:t>
             </w:r>
@@ -11185,7 +11185,7 @@
                 <w:rFonts w:ascii="Aptos" w:hAnsi="Aptos"/>
                 <w:b/>
                 <w:color w:val="174829"/>
-                <w:sz w:val="18"/>
+                <w:sz w:val="19"/>
               </w:rPr>
               <w:t xml:space="preserve"> · INT5-DES-01, INT5-INP-01, INT5-PRO-01</w:t>
             </w:r>
@@ -11424,7 +11424,7 @@
                 <w:rFonts w:ascii="Aptos" w:hAnsi="Aptos"/>
                 <w:b/>
                 <w:color w:val="174829"/>
-                <w:sz w:val="18"/>
+                <w:sz w:val="19"/>
               </w:rPr>
               <w:t xml:space="preserve"> · INT5-PRO-01, INT5-INP-01, INT5-USE-01</w:t>
             </w:r>
@@ -11604,7 +11604,7 @@
                 <w:rFonts w:ascii="Aptos" w:hAnsi="Aptos"/>
                 <w:b/>
                 <w:color w:val="174829"/>
-                <w:sz w:val="18"/>
+                <w:sz w:val="19"/>
               </w:rPr>
               <w:t xml:space="preserve"> · INT5-SAF-01</w:t>
             </w:r>
@@ -11784,7 +11784,7 @@
                 <w:rFonts w:ascii="Aptos" w:hAnsi="Aptos"/>
                 <w:b/>
                 <w:color w:val="174829"/>
-                <w:sz w:val="18"/>
+                <w:sz w:val="19"/>
               </w:rPr>
               <w:t xml:space="preserve"> · INT5-PRO-01, INT5-INP-01, INT5-USE-01</w:t>
             </w:r>
@@ -12046,7 +12046,7 @@
                 <w:color w:val="FFFFFF"/>
                 <w:sz w:val="19"/>
               </w:rPr>
-              <w:t>Syllabus alignment</w:t>
+              <w:t>Syllabus content</w:t>
             </w:r>
           </w:p>
         </w:tc>
@@ -12074,7 +12074,7 @@
                 <w:color w:val="FFFFFF"/>
                 <w:sz w:val="19"/>
               </w:rPr>
-              <w:t>What the teacher checks</w:t>
+              <w:t>Evidence / outcomes</w:t>
             </w:r>
           </w:p>
         </w:tc>
@@ -12277,7 +12277,7 @@
                 <w:rFonts w:ascii="Aptos" w:hAnsi="Aptos"/>
                 <w:b/>
                 <w:color w:val="174829"/>
-                <w:sz w:val="18"/>
+                <w:sz w:val="19"/>
               </w:rPr>
               <w:t xml:space="preserve"> · INT5-SAF-01</w:t>
             </w:r>
@@ -12510,7 +12510,7 @@
                 <w:rFonts w:ascii="Aptos" w:hAnsi="Aptos"/>
                 <w:b/>
                 <w:color w:val="174829"/>
-                <w:sz w:val="18"/>
+                <w:sz w:val="19"/>
               </w:rPr>
               <w:t xml:space="preserve"> · INT5-COM-01</w:t>
             </w:r>
@@ -12749,7 +12749,7 @@
                 <w:rFonts w:ascii="Aptos" w:hAnsi="Aptos"/>
                 <w:b/>
                 <w:color w:val="174829"/>
-                <w:sz w:val="18"/>
+                <w:sz w:val="19"/>
               </w:rPr>
               <w:t xml:space="preserve"> · INT5-PRO-01, INT5-INP-01, INT5-USE-01</w:t>
             </w:r>
@@ -12929,7 +12929,7 @@
                 <w:rFonts w:ascii="Aptos" w:hAnsi="Aptos"/>
                 <w:b/>
                 <w:color w:val="174829"/>
-                <w:sz w:val="18"/>
+                <w:sz w:val="19"/>
               </w:rPr>
               <w:t xml:space="preserve"> · INT5-SAF-01</w:t>
             </w:r>
@@ -13109,7 +13109,7 @@
                 <w:rFonts w:ascii="Aptos" w:hAnsi="Aptos"/>
                 <w:b/>
                 <w:color w:val="174829"/>
-                <w:sz w:val="18"/>
+                <w:sz w:val="19"/>
               </w:rPr>
               <w:t xml:space="preserve"> · INT5-PRO-01, INT5-INP-01, INT5-USE-01</w:t>
             </w:r>
@@ -13342,7 +13342,7 @@
                 <w:rFonts w:ascii="Aptos" w:hAnsi="Aptos"/>
                 <w:b/>
                 <w:color w:val="174829"/>
-                <w:sz w:val="18"/>
+                <w:sz w:val="19"/>
               </w:rPr>
               <w:t xml:space="preserve"> · INT5-COM-01</w:t>
             </w:r>
@@ -13575,7 +13575,7 @@
                 <w:rFonts w:ascii="Aptos" w:hAnsi="Aptos"/>
                 <w:b/>
                 <w:color w:val="174829"/>
-                <w:sz w:val="18"/>
+                <w:sz w:val="19"/>
               </w:rPr>
               <w:t xml:space="preserve"> · INT5-DES-01, INT5-EVL-01, INT5-ENV-01</w:t>
             </w:r>
@@ -13814,7 +13814,7 @@
                 <w:rFonts w:ascii="Aptos" w:hAnsi="Aptos"/>
                 <w:b/>
                 <w:color w:val="174829"/>
-                <w:sz w:val="18"/>
+                <w:sz w:val="19"/>
               </w:rPr>
               <w:t xml:space="preserve"> · INT5-PRO-01, INT5-INP-01, INT5-USE-01</w:t>
             </w:r>
@@ -13994,7 +13994,7 @@
                 <w:rFonts w:ascii="Aptos" w:hAnsi="Aptos"/>
                 <w:b/>
                 <w:color w:val="174829"/>
-                <w:sz w:val="18"/>
+                <w:sz w:val="19"/>
               </w:rPr>
               <w:t xml:space="preserve"> · INT5-SAF-01</w:t>
             </w:r>
@@ -14174,7 +14174,7 @@
                 <w:rFonts w:ascii="Aptos" w:hAnsi="Aptos"/>
                 <w:b/>
                 <w:color w:val="174829"/>
-                <w:sz w:val="18"/>
+                <w:sz w:val="19"/>
               </w:rPr>
               <w:t xml:space="preserve"> · INT5-PRO-01, INT5-INP-01, INT5-USE-01</w:t>
             </w:r>
